--- a/linux系统应用/Chaoxing/homework4/实验五  Linux开发工具的使用.docx
+++ b/linux系统应用/Chaoxing/homework4/实验五  Linux开发工具的使用.docx
@@ -71,24 +71,60 @@
           <w:u w:val="single"/>
           <w:lang w:eastAsia="zh-CN"/>
         </w:rPr>
-        <w:t xml:space="preserve">          </w:t>
-      </w:r>
-      <w:r>
-        <w:rPr>
-          <w:rFonts w:ascii="宋体" w:hAnsi="宋体"/>
-          <w:szCs w:val="21"/>
-          <w:lang w:eastAsia="zh-CN"/>
-        </w:rPr>
-        <w:t xml:space="preserve">  姓名：</w:t>
-      </w:r>
-      <w:r>
-        <w:rPr>
-          <w:rFonts w:ascii="宋体" w:hAnsi="宋体"/>
+        <w:t xml:space="preserve"> </w:t>
+      </w:r>
+      <w:r>
+        <w:rPr>
+          <w:rFonts w:ascii="宋体" w:hAnsi="宋体" w:hint="eastAsia"/>
           <w:szCs w:val="21"/>
           <w:u w:val="single"/>
           <w:lang w:eastAsia="zh-CN"/>
         </w:rPr>
-        <w:t xml:space="preserve">           </w:t>
+        <w:t>计算机222</w:t>
+      </w:r>
+      <w:r>
+        <w:rPr>
+          <w:rFonts w:ascii="宋体" w:hAnsi="宋体"/>
+          <w:szCs w:val="21"/>
+          <w:u w:val="single"/>
+          <w:lang w:eastAsia="zh-CN"/>
+        </w:rPr>
+        <w:t xml:space="preserve">    </w:t>
+      </w:r>
+      <w:r>
+        <w:rPr>
+          <w:rFonts w:ascii="宋体" w:hAnsi="宋体"/>
+          <w:szCs w:val="21"/>
+          <w:lang w:eastAsia="zh-CN"/>
+        </w:rPr>
+        <w:t xml:space="preserve"> 姓名：</w:t>
+      </w:r>
+      <w:r>
+        <w:rPr>
+          <w:rFonts w:ascii="宋体" w:hAnsi="宋体"/>
+          <w:szCs w:val="21"/>
+          <w:u w:val="single"/>
+          <w:lang w:eastAsia="zh-CN"/>
+        </w:rPr>
+        <w:t xml:space="preserve"> </w:t>
+      </w:r>
+      <w:r>
+        <w:rPr>
+          <w:rFonts w:ascii="宋体" w:hAnsi="宋体" w:hint="eastAsia"/>
+          <w:szCs w:val="21"/>
+          <w:u w:val="single"/>
+          <w:lang w:eastAsia="zh-CN"/>
+        </w:rPr>
+        <w:t>章崇文</w:t>
+      </w:r>
+      <w:r>
+        <w:rPr>
+          <w:rFonts w:ascii="宋体" w:hAnsi="宋体"/>
+          <w:szCs w:val="21"/>
+          <w:u w:val="single"/>
+          <w:lang w:eastAsia="zh-CN"/>
+        </w:rPr>
+        <w:t xml:space="preserve">      </w:t>
       </w:r>
       <w:r>
         <w:rPr>
@@ -105,23 +141,41 @@
           <w:u w:val="single"/>
           <w:lang w:eastAsia="zh-CN"/>
         </w:rPr>
-        <w:t xml:space="preserve">                    </w:t>
-      </w:r>
-      <w:r>
-        <w:rPr>
-          <w:rFonts w:ascii="宋体" w:hAnsi="宋体"/>
-          <w:szCs w:val="21"/>
-          <w:lang w:eastAsia="zh-CN"/>
-        </w:rPr>
-        <w:t xml:space="preserve">  上机时间：</w:t>
-      </w:r>
-      <w:r>
-        <w:rPr>
-          <w:rFonts w:ascii="宋体" w:hAnsi="宋体"/>
+        <w:t xml:space="preserve"> </w:t>
+      </w:r>
+      <w:r>
+        <w:rPr>
+          <w:rFonts w:ascii="宋体" w:hAnsi="宋体" w:hint="eastAsia"/>
           <w:szCs w:val="21"/>
           <w:u w:val="single"/>
           <w:lang w:eastAsia="zh-CN"/>
         </w:rPr>
+        <w:t>202202296</w:t>
+      </w:r>
+      <w:r>
+        <w:rPr>
+          <w:rFonts w:ascii="宋体" w:hAnsi="宋体"/>
+          <w:szCs w:val="21"/>
+          <w:u w:val="single"/>
+          <w:lang w:eastAsia="zh-CN"/>
+        </w:rPr>
+        <w:t xml:space="preserve">      </w:t>
+      </w:r>
+      <w:r>
+        <w:rPr>
+          <w:rFonts w:ascii="宋体" w:hAnsi="宋体"/>
+          <w:szCs w:val="21"/>
+          <w:lang w:eastAsia="zh-CN"/>
+        </w:rPr>
+        <w:t xml:space="preserve"> 上机时间：</w:t>
+      </w:r>
+      <w:r>
+        <w:rPr>
+          <w:rFonts w:ascii="宋体" w:hAnsi="宋体"/>
+          <w:szCs w:val="21"/>
+          <w:u w:val="single"/>
+          <w:lang w:eastAsia="zh-CN"/>
+        </w:rPr>
         <w:t xml:space="preserve">              </w:t>
       </w:r>
     </w:p>
@@ -150,32 +204,16 @@
           <w:u w:val="single"/>
           <w:lang w:eastAsia="zh-CN"/>
         </w:rPr>
-        <w:t xml:space="preserve">                 </w:t>
-      </w:r>
-      <w:r>
-        <w:rPr>
-          <w:rFonts w:ascii="宋体" w:hAnsi="宋体"/>
-          <w:szCs w:val="21"/>
-          <w:lang w:eastAsia="zh-CN"/>
-        </w:rPr>
-        <w:t xml:space="preserve">     实验教师：</w:t>
-      </w:r>
-      <w:r>
-        <w:rPr>
-          <w:rFonts w:ascii="宋体" w:hAnsi="宋体"/>
+        <w:t xml:space="preserve">    </w:t>
+      </w:r>
+      <w:r>
+        <w:rPr>
+          <w:rFonts w:ascii="宋体" w:hAnsi="宋体" w:hint="eastAsia"/>
           <w:szCs w:val="21"/>
           <w:u w:val="single"/>
           <w:lang w:eastAsia="zh-CN"/>
         </w:rPr>
-        <w:t xml:space="preserve">                 </w:t>
-      </w:r>
-      <w:r>
-        <w:rPr>
-          <w:rFonts w:ascii="宋体" w:hAnsi="宋体"/>
-          <w:szCs w:val="21"/>
-          <w:lang w:eastAsia="zh-CN"/>
-        </w:rPr>
-        <w:t xml:space="preserve">      实验成绩：</w:t>
+        <w:t>黄连丽</w:t>
       </w:r>
       <w:r>
         <w:rPr>
@@ -184,7 +222,77 @@
           <w:u w:val="single"/>
           <w:lang w:eastAsia="zh-CN"/>
         </w:rPr>
-        <w:t xml:space="preserve">               </w:t>
+        <w:t xml:space="preserve">            </w:t>
+      </w:r>
+      <w:r>
+        <w:rPr>
+          <w:rFonts w:ascii="宋体" w:hAnsi="宋体"/>
+          <w:szCs w:val="21"/>
+          <w:lang w:eastAsia="zh-CN"/>
+        </w:rPr>
+        <w:t xml:space="preserve">    实验教师：</w:t>
+      </w:r>
+      <w:r>
+        <w:rPr>
+          <w:rFonts w:ascii="宋体" w:hAnsi="宋体"/>
+          <w:szCs w:val="21"/>
+          <w:u w:val="single"/>
+          <w:lang w:eastAsia="zh-CN"/>
+        </w:rPr>
+        <w:t xml:space="preserve">   </w:t>
+      </w:r>
+      <w:r>
+        <w:rPr>
+          <w:rFonts w:ascii="宋体" w:hAnsi="宋体" w:hint="eastAsia"/>
+          <w:szCs w:val="21"/>
+          <w:u w:val="single"/>
+          <w:lang w:eastAsia="zh-CN"/>
+        </w:rPr>
+        <w:t>黄连丽</w:t>
+      </w:r>
+      <w:r>
+        <w:rPr>
+          <w:rFonts w:ascii="宋体" w:hAnsi="宋体"/>
+          <w:szCs w:val="21"/>
+          <w:u w:val="single"/>
+          <w:lang w:eastAsia="zh-CN"/>
+        </w:rPr>
+        <w:t xml:space="preserve">              </w:t>
+      </w:r>
+      <w:r>
+        <w:rPr>
+          <w:rFonts w:ascii="宋体" w:hAnsi="宋体"/>
+          <w:szCs w:val="21"/>
+          <w:lang w:eastAsia="zh-CN"/>
+        </w:rPr>
+        <w:t xml:space="preserve">  实验成绩：</w:t>
+      </w:r>
+      <w:r>
+        <w:rPr>
+          <w:rFonts w:ascii="宋体" w:hAnsi="宋体"/>
+          <w:szCs w:val="21"/>
+          <w:u w:val="single"/>
+          <w:lang w:eastAsia="zh-CN"/>
+        </w:rPr>
+        <w:t xml:space="preserve">     </w:t>
+      </w:r>
+      <w:r>
+        <w:rPr>
+          <w:rFonts w:ascii="宋体" w:hAnsi="宋体" w:hint="eastAsia"/>
+          <w:szCs w:val="21"/>
+          <w:u w:val="single"/>
+          <w:lang w:eastAsia="zh-CN"/>
+        </w:rPr>
+        <w:t xml:space="preserve">  </w:t>
+      </w:r>
+      <w:r>
+        <w:rPr>
+          <w:rFonts w:ascii="宋体" w:hAnsi="宋体"/>
+          <w:szCs w:val="21"/>
+          <w:u w:val="single"/>
+          <w:lang w:eastAsia="zh-CN"/>
+        </w:rPr>
+        <w:t xml:space="preserve">     </w:t>
       </w:r>
     </w:p>
     <w:p>
@@ -330,25 +438,7 @@
           <w:szCs w:val="21"/>
           <w:lang w:eastAsia="zh-CN"/>
         </w:rPr>
-        <w:t>实验室内的实验环境与系统是共用设施，请不要在系统内</w:t>
-      </w:r>
-      <w:proofErr w:type="gramStart"/>
-      <w:r>
-        <w:rPr>
-          <w:rFonts w:ascii="宋体" w:hAnsi="宋体" w:cs="Courier New"/>
-          <w:szCs w:val="21"/>
-          <w:lang w:eastAsia="zh-CN"/>
-        </w:rPr>
-        <w:t>做对</w:t>
-      </w:r>
-      <w:proofErr w:type="gramEnd"/>
-      <w:r>
-        <w:rPr>
-          <w:rFonts w:ascii="宋体" w:hAnsi="宋体" w:cs="Courier New"/>
-          <w:szCs w:val="21"/>
-          <w:lang w:eastAsia="zh-CN"/>
-        </w:rPr>
-        <w:t>系统或对其他用户不安全的事情。</w:t>
+        <w:t>实验室内的实验环境与系统是共用设施，请不要在系统内做对系统或对其他用户不安全的事情。</w:t>
       </w:r>
     </w:p>
     <w:p>
@@ -522,25 +612,7 @@
           <w:color w:val="000000"/>
           <w:szCs w:val="21"/>
         </w:rPr>
-        <w:t xml:space="preserve">int </w:t>
-      </w:r>
-      <w:proofErr w:type="gramStart"/>
-      <w:r>
-        <w:rPr>
-          <w:rFonts w:ascii="宋体" w:hAnsi="宋体" w:cs="Courier New"/>
-          <w:color w:val="000000"/>
-          <w:szCs w:val="21"/>
-        </w:rPr>
-        <w:t>main(</w:t>
-      </w:r>
-      <w:proofErr w:type="gramEnd"/>
-      <w:r>
-        <w:rPr>
-          <w:rFonts w:ascii="宋体" w:hAnsi="宋体" w:cs="Courier New"/>
-          <w:color w:val="000000"/>
-          <w:szCs w:val="21"/>
-        </w:rPr>
-        <w:t>)</w:t>
+        <w:t>int main()</w:t>
       </w:r>
     </w:p>
     <w:p>
@@ -577,7 +649,6 @@
         <w:tab/>
       </w:r>
       <w:proofErr w:type="spellStart"/>
-      <w:proofErr w:type="gramStart"/>
       <w:r>
         <w:rPr>
           <w:rFonts w:ascii="宋体" w:hAnsi="宋体" w:cs="Courier New"/>
@@ -593,16 +664,7 @@
           <w:color w:val="000000"/>
           <w:szCs w:val="21"/>
         </w:rPr>
-        <w:t>(</w:t>
-      </w:r>
-      <w:proofErr w:type="gramEnd"/>
-      <w:r>
-        <w:rPr>
-          <w:rFonts w:ascii="宋体" w:hAnsi="宋体" w:cs="Courier New"/>
-          <w:color w:val="000000"/>
-          <w:szCs w:val="21"/>
-        </w:rPr>
-        <w:t>”Hello World!\n”);</w:t>
+        <w:t>(”Hello World!\n”);</w:t>
       </w:r>
     </w:p>
     <w:p>
@@ -619,18 +681,8 @@
           <w:color w:val="000000"/>
           <w:szCs w:val="21"/>
         </w:rPr>
-        <w:t xml:space="preserve">    return </w:t>
-      </w:r>
-      <w:proofErr w:type="gramStart"/>
-      <w:r>
-        <w:rPr>
-          <w:rFonts w:ascii="宋体" w:hAnsi="宋体" w:cs="Courier New"/>
-          <w:color w:val="000000"/>
-          <w:szCs w:val="21"/>
-        </w:rPr>
-        <w:t>0;</w:t>
-      </w:r>
-      <w:proofErr w:type="gramEnd"/>
+        <w:t xml:space="preserve">    return 0;</w:t>
+      </w:r>
     </w:p>
     <w:p>
       <w:pPr>
@@ -748,18 +800,8 @@
           <w:szCs w:val="21"/>
           <w:u w:val="single"/>
         </w:rPr>
-        <w:t xml:space="preserve"> -o </w:t>
-      </w:r>
-      <w:proofErr w:type="gramStart"/>
-      <w:r>
-        <w:rPr>
-          <w:rFonts w:ascii="宋体" w:hAnsi="宋体" w:cs="Courier New"/>
-          <w:szCs w:val="21"/>
-          <w:u w:val="single"/>
-        </w:rPr>
-        <w:t>hello.i</w:t>
-      </w:r>
-      <w:proofErr w:type="gramEnd"/>
+        <w:t xml:space="preserve"> -o hello.i</w:t>
+      </w:r>
       <w:r>
         <w:rPr>
           <w:rFonts w:ascii="宋体" w:hAnsi="宋体" w:cs="Courier New"/>
@@ -880,19 +922,8 @@
           <w:u w:val="single"/>
           <w:lang w:eastAsia="zh-CN"/>
         </w:rPr>
-        <w:t xml:space="preserve"> -o </w:t>
-      </w:r>
-      <w:proofErr w:type="gramStart"/>
-      <w:r>
-        <w:rPr>
-          <w:rFonts w:ascii="宋体" w:hAnsi="宋体" w:cs="Courier New"/>
-          <w:szCs w:val="21"/>
-          <w:u w:val="single"/>
-          <w:lang w:eastAsia="zh-CN"/>
-        </w:rPr>
-        <w:t>hello.s</w:t>
-      </w:r>
-      <w:proofErr w:type="gramEnd"/>
+        <w:t xml:space="preserve"> -o hello.s</w:t>
+      </w:r>
       <w:r>
         <w:rPr>
           <w:rFonts w:ascii="宋体" w:hAnsi="宋体" w:cs="Courier New"/>
@@ -1062,19 +1093,8 @@
           <w:u w:val="single"/>
           <w:lang w:eastAsia="zh-CN"/>
         </w:rPr>
-        <w:t xml:space="preserve"> -o </w:t>
-      </w:r>
-      <w:proofErr w:type="gramStart"/>
-      <w:r>
-        <w:rPr>
-          <w:rFonts w:ascii="宋体" w:hAnsi="宋体" w:cs="Courier New"/>
-          <w:szCs w:val="21"/>
-          <w:u w:val="single"/>
-          <w:lang w:eastAsia="zh-CN"/>
-        </w:rPr>
-        <w:t>hello.o</w:t>
-      </w:r>
-      <w:proofErr w:type="gramEnd"/>
+        <w:t xml:space="preserve"> -o hello.o</w:t>
+      </w:r>
       <w:r>
         <w:rPr>
           <w:rFonts w:ascii="宋体" w:hAnsi="宋体" w:cs="Courier New"/>
@@ -1398,7 +1418,7 @@
     <w:p>
       <w:pPr>
         <w:rPr>
-          <w:rFonts w:ascii="宋体" w:hAnsi="宋体"/>
+          <w:rFonts w:ascii="宋体" w:hAnsi="宋体" w:hint="eastAsia"/>
           <w:b/>
           <w:szCs w:val="21"/>
           <w:lang w:eastAsia="zh-CN"/>
@@ -1544,23 +1564,7 @@
           <w:rFonts w:ascii="宋体" w:hAnsi="宋体"/>
           <w:szCs w:val="21"/>
         </w:rPr>
-        <w:t xml:space="preserve">int </w:t>
-      </w:r>
-      <w:proofErr w:type="gramStart"/>
-      <w:r>
-        <w:rPr>
-          <w:rFonts w:ascii="宋体" w:hAnsi="宋体"/>
-          <w:szCs w:val="21"/>
-        </w:rPr>
-        <w:t>main(</w:t>
-      </w:r>
-      <w:proofErr w:type="gramEnd"/>
-      <w:r>
-        <w:rPr>
-          <w:rFonts w:ascii="宋体" w:hAnsi="宋体"/>
-          <w:szCs w:val="21"/>
-        </w:rPr>
-        <w:t>)</w:t>
+        <w:t>int main()</w:t>
       </w:r>
     </w:p>
     <w:p>
@@ -1590,79 +1594,38 @@
           <w:rFonts w:ascii="宋体" w:hAnsi="宋体"/>
           <w:szCs w:val="21"/>
         </w:rPr>
-        <w:t xml:space="preserve">         mytool1_</w:t>
-      </w:r>
-      <w:proofErr w:type="gramStart"/>
-      <w:r>
-        <w:rPr>
-          <w:rFonts w:ascii="宋体" w:hAnsi="宋体"/>
-          <w:szCs w:val="21"/>
-        </w:rPr>
-        <w:t>print(</w:t>
-      </w:r>
-      <w:proofErr w:type="gramEnd"/>
-      <w:r>
-        <w:rPr>
-          <w:rFonts w:ascii="宋体" w:hAnsi="宋体"/>
-          <w:szCs w:val="21"/>
-        </w:rPr>
-        <w:t>"hello mytool1!");</w:t>
-      </w:r>
-    </w:p>
-    <w:p>
-      <w:pPr>
-        <w:rPr>
-          <w:rFonts w:ascii="宋体" w:hAnsi="宋体" w:hint="eastAsia"/>
-          <w:szCs w:val="21"/>
-        </w:rPr>
-      </w:pPr>
-      <w:r>
-        <w:rPr>
-          <w:rFonts w:ascii="宋体" w:hAnsi="宋体"/>
-          <w:szCs w:val="21"/>
-        </w:rPr>
-        <w:t xml:space="preserve">         mytool2_</w:t>
-      </w:r>
-      <w:proofErr w:type="gramStart"/>
-      <w:r>
-        <w:rPr>
-          <w:rFonts w:ascii="宋体" w:hAnsi="宋体"/>
-          <w:szCs w:val="21"/>
-        </w:rPr>
-        <w:t>print(</w:t>
-      </w:r>
-      <w:proofErr w:type="gramEnd"/>
-      <w:r>
-        <w:rPr>
-          <w:rFonts w:ascii="宋体" w:hAnsi="宋体"/>
-          <w:szCs w:val="21"/>
-        </w:rPr>
-        <w:t>"hello mytool2!");</w:t>
-      </w:r>
-    </w:p>
-    <w:p>
-      <w:pPr>
-        <w:rPr>
-          <w:rFonts w:ascii="宋体" w:hAnsi="宋体" w:hint="eastAsia"/>
-          <w:szCs w:val="21"/>
-        </w:rPr>
-      </w:pPr>
-      <w:r>
-        <w:rPr>
-          <w:rFonts w:ascii="宋体" w:hAnsi="宋体"/>
-          <w:szCs w:val="21"/>
-        </w:rPr>
-        <w:t xml:space="preserve">        return </w:t>
-      </w:r>
-      <w:proofErr w:type="gramStart"/>
-      <w:r>
-        <w:rPr>
-          <w:rFonts w:ascii="宋体" w:hAnsi="宋体"/>
-          <w:szCs w:val="21"/>
-        </w:rPr>
-        <w:t>0;</w:t>
-      </w:r>
-      <w:proofErr w:type="gramEnd"/>
+        <w:t xml:space="preserve">         mytool1_print("hello mytool1!");</w:t>
+      </w:r>
+    </w:p>
+    <w:p>
+      <w:pPr>
+        <w:rPr>
+          <w:rFonts w:ascii="宋体" w:hAnsi="宋体" w:hint="eastAsia"/>
+          <w:szCs w:val="21"/>
+        </w:rPr>
+      </w:pPr>
+      <w:r>
+        <w:rPr>
+          <w:rFonts w:ascii="宋体" w:hAnsi="宋体"/>
+          <w:szCs w:val="21"/>
+        </w:rPr>
+        <w:t xml:space="preserve">         mytool2_print("hello mytool2!");</w:t>
+      </w:r>
+    </w:p>
+    <w:p>
+      <w:pPr>
+        <w:rPr>
+          <w:rFonts w:ascii="宋体" w:hAnsi="宋体" w:hint="eastAsia"/>
+          <w:szCs w:val="21"/>
+        </w:rPr>
+      </w:pPr>
+      <w:r>
+        <w:rPr>
+          <w:rFonts w:ascii="宋体" w:hAnsi="宋体"/>
+          <w:szCs w:val="21"/>
+        </w:rPr>
+        <w:t xml:space="preserve">        return 0;</w:t>
+      </w:r>
     </w:p>
     <w:p>
       <w:pPr>
@@ -1753,23 +1716,7 @@
           <w:rFonts w:ascii="宋体" w:hAnsi="宋体"/>
           <w:szCs w:val="21"/>
         </w:rPr>
-        <w:t>void mytool1_</w:t>
-      </w:r>
-      <w:proofErr w:type="gramStart"/>
-      <w:r>
-        <w:rPr>
-          <w:rFonts w:ascii="宋体" w:hAnsi="宋体"/>
-          <w:szCs w:val="21"/>
-        </w:rPr>
-        <w:t>print(</w:t>
-      </w:r>
-      <w:proofErr w:type="gramEnd"/>
-      <w:r>
-        <w:rPr>
-          <w:rFonts w:ascii="宋体" w:hAnsi="宋体"/>
-          <w:szCs w:val="21"/>
-        </w:rPr>
-        <w:t>char *</w:t>
+        <w:t>void mytool1_print(char *</w:t>
       </w:r>
       <w:proofErr w:type="spellStart"/>
       <w:r>
@@ -1818,7 +1765,6 @@
         <w:t xml:space="preserve">         </w:t>
       </w:r>
       <w:proofErr w:type="spellStart"/>
-      <w:proofErr w:type="gramStart"/>
       <w:r>
         <w:rPr>
           <w:rFonts w:ascii="宋体" w:hAnsi="宋体"/>
@@ -1832,15 +1778,7 @@
           <w:rFonts w:ascii="宋体" w:hAnsi="宋体"/>
           <w:szCs w:val="21"/>
         </w:rPr>
-        <w:t>(</w:t>
-      </w:r>
-      <w:proofErr w:type="gramEnd"/>
-      <w:r>
-        <w:rPr>
-          <w:rFonts w:ascii="宋体" w:hAnsi="宋体"/>
-          <w:szCs w:val="21"/>
-        </w:rPr>
-        <w:t>"This is mytool1 print : %s ",</w:t>
+        <w:t>("This is mytool1 print : %s ",</w:t>
       </w:r>
       <w:proofErr w:type="spellStart"/>
       <w:r>
@@ -1931,23 +1869,7 @@
           <w:rFonts w:ascii="宋体" w:hAnsi="宋体"/>
           <w:szCs w:val="21"/>
         </w:rPr>
-        <w:t xml:space="preserve">        void mytool1_</w:t>
-      </w:r>
-      <w:proofErr w:type="gramStart"/>
-      <w:r>
-        <w:rPr>
-          <w:rFonts w:ascii="宋体" w:hAnsi="宋体"/>
-          <w:szCs w:val="21"/>
-        </w:rPr>
-        <w:t>print(</w:t>
-      </w:r>
-      <w:proofErr w:type="gramEnd"/>
-      <w:r>
-        <w:rPr>
-          <w:rFonts w:ascii="宋体" w:hAnsi="宋体"/>
-          <w:szCs w:val="21"/>
-        </w:rPr>
-        <w:t>char *</w:t>
+        <w:t xml:space="preserve">        void mytool1_print(char *</w:t>
       </w:r>
       <w:proofErr w:type="spellStart"/>
       <w:r>
@@ -2054,23 +1976,7 @@
           <w:rFonts w:ascii="宋体" w:hAnsi="宋体"/>
           <w:szCs w:val="21"/>
         </w:rPr>
-        <w:t>void mytool2_</w:t>
-      </w:r>
-      <w:proofErr w:type="gramStart"/>
-      <w:r>
-        <w:rPr>
-          <w:rFonts w:ascii="宋体" w:hAnsi="宋体"/>
-          <w:szCs w:val="21"/>
-        </w:rPr>
-        <w:t>print(</w:t>
-      </w:r>
-      <w:proofErr w:type="gramEnd"/>
-      <w:r>
-        <w:rPr>
-          <w:rFonts w:ascii="宋体" w:hAnsi="宋体"/>
-          <w:szCs w:val="21"/>
-        </w:rPr>
-        <w:t>char *</w:t>
+        <w:t>void mytool2_print(char *</w:t>
       </w:r>
       <w:proofErr w:type="spellStart"/>
       <w:r>
@@ -2119,7 +2025,6 @@
         <w:t xml:space="preserve">         </w:t>
       </w:r>
       <w:proofErr w:type="spellStart"/>
-      <w:proofErr w:type="gramStart"/>
       <w:r>
         <w:rPr>
           <w:rFonts w:ascii="宋体" w:hAnsi="宋体"/>
@@ -2133,15 +2038,7 @@
           <w:rFonts w:ascii="宋体" w:hAnsi="宋体"/>
           <w:szCs w:val="21"/>
         </w:rPr>
-        <w:t>(</w:t>
-      </w:r>
-      <w:proofErr w:type="gramEnd"/>
-      <w:r>
-        <w:rPr>
-          <w:rFonts w:ascii="宋体" w:hAnsi="宋体"/>
-          <w:szCs w:val="21"/>
-        </w:rPr>
-        <w:t>"This is mytool2 print : %s ",</w:t>
+        <w:t>("This is mytool2 print : %s ",</w:t>
       </w:r>
       <w:proofErr w:type="spellStart"/>
       <w:r>
@@ -2232,23 +2129,7 @@
           <w:rFonts w:ascii="宋体" w:hAnsi="宋体"/>
           <w:szCs w:val="21"/>
         </w:rPr>
-        <w:t xml:space="preserve">        void mytool2_</w:t>
-      </w:r>
-      <w:proofErr w:type="gramStart"/>
-      <w:r>
-        <w:rPr>
-          <w:rFonts w:ascii="宋体" w:hAnsi="宋体"/>
-          <w:szCs w:val="21"/>
-        </w:rPr>
-        <w:t>print(</w:t>
-      </w:r>
-      <w:proofErr w:type="gramEnd"/>
-      <w:r>
-        <w:rPr>
-          <w:rFonts w:ascii="宋体" w:hAnsi="宋体"/>
-          <w:szCs w:val="21"/>
-        </w:rPr>
-        <w:t>char *</w:t>
+        <w:t xml:space="preserve">        void mytool2_print(char *</w:t>
       </w:r>
       <w:proofErr w:type="spellStart"/>
       <w:r>
@@ -2352,21 +2233,12 @@
         <w:tab/>
       </w:r>
       <w:proofErr w:type="spellStart"/>
-      <w:proofErr w:type="gramStart"/>
-      <w:r>
-        <w:rPr>
-          <w:rFonts w:ascii="宋体" w:hAnsi="宋体"/>
-          <w:szCs w:val="21"/>
-        </w:rPr>
-        <w:t>main:main</w:t>
-      </w:r>
-      <w:proofErr w:type="gramEnd"/>
-      <w:r>
-        <w:rPr>
-          <w:rFonts w:ascii="宋体" w:hAnsi="宋体"/>
-          <w:szCs w:val="21"/>
-        </w:rPr>
-        <w:t>.o</w:t>
+      <w:r>
+        <w:rPr>
+          <w:rFonts w:ascii="宋体" w:hAnsi="宋体"/>
+          <w:szCs w:val="21"/>
+        </w:rPr>
+        <w:t>main:main.o</w:t>
       </w:r>
       <w:proofErr w:type="spellEnd"/>
       <w:r>
@@ -2408,7 +2280,6 @@
         <w:t xml:space="preserve"> -o main </w:t>
       </w:r>
       <w:proofErr w:type="spellStart"/>
-      <w:proofErr w:type="gramStart"/>
       <w:r>
         <w:rPr>
           <w:rFonts w:ascii="宋体" w:hAnsi="宋体"/>
@@ -2417,7 +2288,6 @@
         <w:t>main.o</w:t>
       </w:r>
       <w:proofErr w:type="spellEnd"/>
-      <w:proofErr w:type="gramEnd"/>
       <w:r>
         <w:rPr>
           <w:rFonts w:ascii="宋体" w:hAnsi="宋体"/>
@@ -2581,23 +2451,7 @@
           <w:rFonts w:ascii="宋体" w:hAnsi="宋体"/>
           <w:szCs w:val="21"/>
         </w:rPr>
-        <w:t xml:space="preserve">         rm -f </w:t>
-      </w:r>
-      <w:proofErr w:type="gramStart"/>
-      <w:r>
-        <w:rPr>
-          <w:rFonts w:ascii="宋体" w:hAnsi="宋体"/>
-          <w:szCs w:val="21"/>
-        </w:rPr>
-        <w:t>*.o</w:t>
-      </w:r>
-      <w:proofErr w:type="gramEnd"/>
-      <w:r>
-        <w:rPr>
-          <w:rFonts w:ascii="宋体" w:hAnsi="宋体"/>
-          <w:szCs w:val="21"/>
-        </w:rPr>
-        <w:t xml:space="preserve"> </w:t>
+        <w:t xml:space="preserve">         rm -f *.o </w:t>
       </w:r>
     </w:p>
     <w:p>
@@ -2749,7 +2603,6 @@
         <w:t xml:space="preserve"> -o main </w:t>
       </w:r>
       <w:proofErr w:type="spellStart"/>
-      <w:proofErr w:type="gramStart"/>
       <w:r>
         <w:rPr>
           <w:rFonts w:ascii="宋体" w:hAnsi="宋体"/>
@@ -2758,7 +2611,6 @@
         <w:t>main.o</w:t>
       </w:r>
       <w:proofErr w:type="spellEnd"/>
-      <w:proofErr w:type="gramEnd"/>
       <w:r>
         <w:rPr>
           <w:rFonts w:ascii="宋体" w:hAnsi="宋体"/>
@@ -2828,23 +2680,7 @@
           <w:rFonts w:ascii="宋体" w:hAnsi="宋体"/>
           <w:szCs w:val="21"/>
         </w:rPr>
-        <w:t>-</w:t>
-      </w:r>
-      <w:proofErr w:type="gramStart"/>
-      <w:r>
-        <w:rPr>
-          <w:rFonts w:ascii="宋体" w:hAnsi="宋体"/>
-          <w:szCs w:val="21"/>
-        </w:rPr>
-        <w:t>easy]$</w:t>
-      </w:r>
-      <w:proofErr w:type="gramEnd"/>
-      <w:r>
-        <w:rPr>
-          <w:rFonts w:ascii="宋体" w:hAnsi="宋体"/>
-          <w:szCs w:val="21"/>
-        </w:rPr>
-        <w:t xml:space="preserve"> ./main</w:t>
+        <w:t>-easy]$ ./main</w:t>
       </w:r>
     </w:p>
     <w:p>
@@ -2860,23 +2696,7 @@
           <w:szCs w:val="21"/>
         </w:rPr>
         <w:tab/>
-        <w:t xml:space="preserve">This is mytool1 </w:t>
-      </w:r>
-      <w:proofErr w:type="gramStart"/>
-      <w:r>
-        <w:rPr>
-          <w:rFonts w:ascii="宋体" w:hAnsi="宋体"/>
-          <w:szCs w:val="21"/>
-        </w:rPr>
-        <w:t>print :</w:t>
-      </w:r>
-      <w:proofErr w:type="gramEnd"/>
-      <w:r>
-        <w:rPr>
-          <w:rFonts w:ascii="宋体" w:hAnsi="宋体"/>
-          <w:szCs w:val="21"/>
-        </w:rPr>
-        <w:t xml:space="preserve"> hello mytool1!</w:t>
+        <w:t>This is mytool1 print : hello mytool1!</w:t>
       </w:r>
     </w:p>
     <w:p>
@@ -2892,23 +2712,7 @@
           <w:szCs w:val="21"/>
         </w:rPr>
         <w:tab/>
-        <w:t xml:space="preserve">This is mytool2 </w:t>
-      </w:r>
-      <w:proofErr w:type="gramStart"/>
-      <w:r>
-        <w:rPr>
-          <w:rFonts w:ascii="宋体" w:hAnsi="宋体"/>
-          <w:szCs w:val="21"/>
-        </w:rPr>
-        <w:t>print :</w:t>
-      </w:r>
-      <w:proofErr w:type="gramEnd"/>
-      <w:r>
-        <w:rPr>
-          <w:rFonts w:ascii="宋体" w:hAnsi="宋体"/>
-          <w:szCs w:val="21"/>
-        </w:rPr>
-        <w:t xml:space="preserve"> hello mytool2!</w:t>
+        <w:t>This is mytool2 print : hello mytool2!</w:t>
       </w:r>
     </w:p>
     <w:p>
@@ -3038,27 +2842,7 @@
           <w:lang w:eastAsia="zh-CN"/>
         </w:rPr>
         <w:tab/>
-        <w:t>改进</w:t>
-      </w:r>
-      <w:proofErr w:type="gramStart"/>
-      <w:r>
-        <w:rPr>
-          <w:rFonts w:ascii="宋体" w:hAnsi="宋体"/>
-          <w:b/>
-          <w:szCs w:val="21"/>
-          <w:lang w:eastAsia="zh-CN"/>
-        </w:rPr>
-        <w:t>一</w:t>
-      </w:r>
-      <w:proofErr w:type="gramEnd"/>
-      <w:r>
-        <w:rPr>
-          <w:rFonts w:ascii="宋体" w:hAnsi="宋体"/>
-          <w:b/>
-          <w:szCs w:val="21"/>
-          <w:lang w:eastAsia="zh-CN"/>
-        </w:rPr>
-        <w:t>：使用变量</w:t>
+        <w:t>改进一：使用变量</w:t>
       </w:r>
     </w:p>
     <w:p>
@@ -4440,7 +4224,7 @@
       <w:pPr>
         <w:ind w:firstLine="430"/>
         <w:rPr>
-          <w:rFonts w:ascii="宋体" w:hAnsi="宋体"/>
+          <w:rFonts w:ascii="宋体" w:hAnsi="宋体" w:hint="eastAsia"/>
           <w:szCs w:val="21"/>
           <w:lang w:eastAsia="zh-CN"/>
         </w:rPr>
@@ -4458,7 +4242,7 @@
       <w:pPr>
         <w:ind w:firstLine="430"/>
         <w:rPr>
-          <w:rFonts w:ascii="宋体" w:hAnsi="宋体"/>
+          <w:rFonts w:ascii="宋体" w:hAnsi="宋体" w:hint="eastAsia"/>
           <w:szCs w:val="21"/>
           <w:lang w:eastAsia="zh-CN"/>
         </w:rPr>
@@ -4468,7 +4252,7 @@
       <w:pPr>
         <w:ind w:firstLine="430"/>
         <w:rPr>
-          <w:rFonts w:ascii="宋体" w:hAnsi="宋体"/>
+          <w:rFonts w:ascii="宋体" w:hAnsi="宋体" w:hint="eastAsia"/>
           <w:szCs w:val="21"/>
           <w:lang w:eastAsia="zh-CN"/>
         </w:rPr>
@@ -4478,7 +4262,7 @@
       <w:pPr>
         <w:ind w:firstLine="430"/>
         <w:rPr>
-          <w:rFonts w:ascii="宋体" w:hAnsi="宋体"/>
+          <w:rFonts w:ascii="宋体" w:hAnsi="宋体" w:hint="eastAsia"/>
           <w:szCs w:val="21"/>
           <w:lang w:eastAsia="zh-CN"/>
         </w:rPr>
@@ -4488,7 +4272,7 @@
       <w:pPr>
         <w:ind w:firstLine="430"/>
         <w:rPr>
-          <w:rFonts w:ascii="宋体" w:hAnsi="宋体"/>
+          <w:rFonts w:ascii="宋体" w:hAnsi="宋体" w:hint="eastAsia"/>
           <w:szCs w:val="21"/>
           <w:lang w:eastAsia="zh-CN"/>
         </w:rPr>
@@ -4498,7 +4282,7 @@
       <w:pPr>
         <w:ind w:firstLine="430"/>
         <w:rPr>
-          <w:rFonts w:ascii="宋体" w:hAnsi="宋体"/>
+          <w:rFonts w:ascii="宋体" w:hAnsi="宋体" w:hint="eastAsia"/>
           <w:szCs w:val="21"/>
           <w:lang w:eastAsia="zh-CN"/>
         </w:rPr>
@@ -4594,7 +4378,7 @@
       <w:pPr>
         <w:ind w:firstLineChars="200" w:firstLine="420"/>
         <w:rPr>
-          <w:rFonts w:ascii="宋体" w:hAnsi="宋体"/>
+          <w:rFonts w:ascii="宋体" w:hAnsi="宋体" w:hint="eastAsia"/>
           <w:szCs w:val="21"/>
           <w:lang w:eastAsia="zh-CN"/>
         </w:rPr>
@@ -5047,12 +4831,12 @@
       </w:r>
       <w:smartTag w:uri="urn:schemas-microsoft-com:office:smarttags" w:element="chmetcnv">
         <w:smartTagPr>
+          <w:attr w:name="TCSC" w:val="0"/>
+          <w:attr w:name="NumberType" w:val="1"/>
+          <w:attr w:name="Negative" w:val="False"/>
+          <w:attr w:name="HasSpace" w:val="False"/>
+          <w:attr w:name="SourceValue" w:val="3.1"/>
           <w:attr w:name="UnitName" w:val="F"/>
-          <w:attr w:name="SourceValue" w:val="3.1"/>
-          <w:attr w:name="HasSpace" w:val="False"/>
-          <w:attr w:name="Negative" w:val="False"/>
-          <w:attr w:name="NumberType" w:val="1"/>
-          <w:attr w:name="TCSC" w:val="0"/>
         </w:smartTagPr>
         <w:r>
           <w:rPr>
@@ -5073,12 +4857,12 @@
       </w:r>
       <w:smartTag w:uri="urn:schemas-microsoft-com:office:smarttags" w:element="chmetcnv">
         <w:smartTagPr>
+          <w:attr w:name="TCSC" w:val="0"/>
+          <w:attr w:name="NumberType" w:val="1"/>
+          <w:attr w:name="Negative" w:val="False"/>
+          <w:attr w:name="HasSpace" w:val="False"/>
+          <w:attr w:name="SourceValue" w:val="3.1"/>
           <w:attr w:name="UnitName" w:val="F"/>
-          <w:attr w:name="SourceValue" w:val="3.1"/>
-          <w:attr w:name="HasSpace" w:val="False"/>
-          <w:attr w:name="Negative" w:val="False"/>
-          <w:attr w:name="NumberType" w:val="1"/>
-          <w:attr w:name="TCSC" w:val="0"/>
         </w:smartTagPr>
         <w:r>
           <w:rPr>
@@ -5099,12 +4883,12 @@
       </w:r>
       <w:smartTag w:uri="urn:schemas-microsoft-com:office:smarttags" w:element="chmetcnv">
         <w:smartTagPr>
+          <w:attr w:name="TCSC" w:val="0"/>
+          <w:attr w:name="NumberType" w:val="1"/>
+          <w:attr w:name="Negative" w:val="False"/>
+          <w:attr w:name="HasSpace" w:val="False"/>
+          <w:attr w:name="SourceValue" w:val="3.1"/>
           <w:attr w:name="UnitName" w:val="F"/>
-          <w:attr w:name="SourceValue" w:val="3.1"/>
-          <w:attr w:name="HasSpace" w:val="False"/>
-          <w:attr w:name="Negative" w:val="False"/>
-          <w:attr w:name="NumberType" w:val="1"/>
-          <w:attr w:name="TCSC" w:val="0"/>
         </w:smartTagPr>
         <w:r>
           <w:rPr>
@@ -5203,12 +4987,12 @@
       </w:r>
       <w:smartTag w:uri="urn:schemas-microsoft-com:office:smarttags" w:element="chmetcnv">
         <w:smartTagPr>
+          <w:attr w:name="TCSC" w:val="0"/>
+          <w:attr w:name="NumberType" w:val="1"/>
+          <w:attr w:name="Negative" w:val="False"/>
+          <w:attr w:name="HasSpace" w:val="False"/>
+          <w:attr w:name="SourceValue" w:val="3.1"/>
           <w:attr w:name="UnitName" w:val="F"/>
-          <w:attr w:name="SourceValue" w:val="3.1"/>
-          <w:attr w:name="HasSpace" w:val="False"/>
-          <w:attr w:name="Negative" w:val="False"/>
-          <w:attr w:name="NumberType" w:val="1"/>
-          <w:attr w:name="TCSC" w:val="0"/>
         </w:smartTagPr>
         <w:r>
           <w:rPr>
@@ -5229,12 +5013,12 @@
       </w:r>
       <w:smartTag w:uri="urn:schemas-microsoft-com:office:smarttags" w:element="chmetcnv">
         <w:smartTagPr>
+          <w:attr w:name="TCSC" w:val="0"/>
+          <w:attr w:name="NumberType" w:val="1"/>
+          <w:attr w:name="Negative" w:val="False"/>
+          <w:attr w:name="HasSpace" w:val="False"/>
+          <w:attr w:name="SourceValue" w:val="3.1"/>
           <w:attr w:name="UnitName" w:val="F"/>
-          <w:attr w:name="SourceValue" w:val="3.1"/>
-          <w:attr w:name="HasSpace" w:val="False"/>
-          <w:attr w:name="Negative" w:val="False"/>
-          <w:attr w:name="NumberType" w:val="1"/>
-          <w:attr w:name="TCSC" w:val="0"/>
         </w:smartTagPr>
         <w:r>
           <w:rPr>
@@ -5255,12 +5039,12 @@
       </w:r>
       <w:smartTag w:uri="urn:schemas-microsoft-com:office:smarttags" w:element="chmetcnv">
         <w:smartTagPr>
+          <w:attr w:name="TCSC" w:val="0"/>
+          <w:attr w:name="NumberType" w:val="1"/>
+          <w:attr w:name="Negative" w:val="False"/>
+          <w:attr w:name="HasSpace" w:val="False"/>
+          <w:attr w:name="SourceValue" w:val="3.1"/>
           <w:attr w:name="UnitName" w:val="F"/>
-          <w:attr w:name="SourceValue" w:val="3.1"/>
-          <w:attr w:name="HasSpace" w:val="False"/>
-          <w:attr w:name="Negative" w:val="False"/>
-          <w:attr w:name="NumberType" w:val="1"/>
-          <w:attr w:name="TCSC" w:val="0"/>
         </w:smartTagPr>
         <w:r>
           <w:rPr>
@@ -5308,7 +5092,7 @@
           <w:numId w:val="3"/>
         </w:numPr>
         <w:rPr>
-          <w:rFonts w:ascii="宋体" w:hAnsi="宋体"/>
+          <w:rFonts w:ascii="宋体" w:hAnsi="宋体" w:hint="eastAsia"/>
           <w:szCs w:val="21"/>
           <w:lang w:eastAsia="zh-CN"/>
         </w:rPr>
@@ -5625,7 +5409,7 @@
           <w:numId w:val="4"/>
         </w:numPr>
         <w:rPr>
-          <w:rFonts w:ascii="宋体" w:hAnsi="宋体"/>
+          <w:rFonts w:ascii="宋体" w:hAnsi="宋体" w:hint="eastAsia"/>
           <w:szCs w:val="21"/>
           <w:lang w:eastAsia="zh-CN"/>
         </w:rPr>
@@ -5866,7 +5650,7 @@
           <w:numId w:val="5"/>
         </w:numPr>
         <w:rPr>
-          <w:rFonts w:ascii="宋体" w:hAnsi="宋体"/>
+          <w:rFonts w:ascii="宋体" w:hAnsi="宋体" w:hint="eastAsia"/>
           <w:szCs w:val="21"/>
           <w:lang w:eastAsia="zh-CN"/>
         </w:rPr>
@@ -6099,7 +5883,7 @@
           <w:numId w:val="6"/>
         </w:numPr>
         <w:rPr>
-          <w:rFonts w:ascii="宋体" w:hAnsi="宋体"/>
+          <w:rFonts w:ascii="宋体" w:hAnsi="宋体" w:hint="eastAsia"/>
           <w:szCs w:val="21"/>
           <w:lang w:eastAsia="zh-CN"/>
         </w:rPr>
@@ -6417,7 +6201,7 @@
           <w:numId w:val="7"/>
         </w:numPr>
         <w:rPr>
-          <w:rFonts w:ascii="宋体" w:hAnsi="宋体"/>
+          <w:rFonts w:ascii="宋体" w:hAnsi="宋体" w:hint="eastAsia"/>
           <w:szCs w:val="21"/>
           <w:lang w:eastAsia="zh-CN"/>
         </w:rPr>
@@ -6632,7 +6416,7 @@
           <w:numId w:val="8"/>
         </w:numPr>
         <w:rPr>
-          <w:rFonts w:ascii="宋体" w:hAnsi="宋体"/>
+          <w:rFonts w:ascii="宋体" w:hAnsi="宋体" w:hint="eastAsia"/>
           <w:szCs w:val="21"/>
           <w:lang w:eastAsia="zh-CN"/>
         </w:rPr>
@@ -6864,70 +6648,70 @@
     <w:p>
       <w:pPr>
         <w:rPr>
-          <w:rFonts w:ascii="宋体" w:hAnsi="宋体"/>
-          <w:szCs w:val="21"/>
-          <w:lang w:eastAsia="zh-CN"/>
-        </w:rPr>
-      </w:pPr>
-    </w:p>
-    <w:p>
-      <w:pPr>
-        <w:rPr>
-          <w:rFonts w:ascii="宋体" w:hAnsi="宋体"/>
-          <w:szCs w:val="21"/>
-          <w:lang w:eastAsia="zh-CN"/>
-        </w:rPr>
-      </w:pPr>
-    </w:p>
-    <w:p>
-      <w:pPr>
-        <w:rPr>
-          <w:rFonts w:ascii="宋体" w:hAnsi="宋体"/>
-          <w:szCs w:val="21"/>
-          <w:lang w:eastAsia="zh-CN"/>
-        </w:rPr>
-      </w:pPr>
-    </w:p>
-    <w:p>
-      <w:pPr>
-        <w:rPr>
-          <w:rFonts w:ascii="宋体" w:hAnsi="宋体"/>
-          <w:szCs w:val="21"/>
-          <w:lang w:eastAsia="zh-CN"/>
-        </w:rPr>
-      </w:pPr>
-    </w:p>
-    <w:p>
-      <w:pPr>
-        <w:rPr>
-          <w:rFonts w:ascii="宋体" w:hAnsi="宋体"/>
-          <w:szCs w:val="21"/>
-          <w:lang w:eastAsia="zh-CN"/>
-        </w:rPr>
-      </w:pPr>
-    </w:p>
-    <w:p>
-      <w:pPr>
-        <w:rPr>
-          <w:rFonts w:ascii="宋体" w:hAnsi="宋体"/>
-          <w:szCs w:val="21"/>
-          <w:lang w:eastAsia="zh-CN"/>
-        </w:rPr>
-      </w:pPr>
-    </w:p>
-    <w:p>
-      <w:pPr>
-        <w:rPr>
-          <w:rFonts w:ascii="宋体" w:hAnsi="宋体"/>
-          <w:szCs w:val="21"/>
-          <w:lang w:eastAsia="zh-CN"/>
-        </w:rPr>
-      </w:pPr>
-    </w:p>
-    <w:p>
-      <w:pPr>
-        <w:rPr>
-          <w:rFonts w:ascii="宋体" w:hAnsi="宋体"/>
+          <w:rFonts w:ascii="宋体" w:hAnsi="宋体" w:hint="eastAsia"/>
+          <w:szCs w:val="21"/>
+          <w:lang w:eastAsia="zh-CN"/>
+        </w:rPr>
+      </w:pPr>
+    </w:p>
+    <w:p>
+      <w:pPr>
+        <w:rPr>
+          <w:rFonts w:ascii="宋体" w:hAnsi="宋体" w:hint="eastAsia"/>
+          <w:szCs w:val="21"/>
+          <w:lang w:eastAsia="zh-CN"/>
+        </w:rPr>
+      </w:pPr>
+    </w:p>
+    <w:p>
+      <w:pPr>
+        <w:rPr>
+          <w:rFonts w:ascii="宋体" w:hAnsi="宋体" w:hint="eastAsia"/>
+          <w:szCs w:val="21"/>
+          <w:lang w:eastAsia="zh-CN"/>
+        </w:rPr>
+      </w:pPr>
+    </w:p>
+    <w:p>
+      <w:pPr>
+        <w:rPr>
+          <w:rFonts w:ascii="宋体" w:hAnsi="宋体" w:hint="eastAsia"/>
+          <w:szCs w:val="21"/>
+          <w:lang w:eastAsia="zh-CN"/>
+        </w:rPr>
+      </w:pPr>
+    </w:p>
+    <w:p>
+      <w:pPr>
+        <w:rPr>
+          <w:rFonts w:ascii="宋体" w:hAnsi="宋体" w:hint="eastAsia"/>
+          <w:szCs w:val="21"/>
+          <w:lang w:eastAsia="zh-CN"/>
+        </w:rPr>
+      </w:pPr>
+    </w:p>
+    <w:p>
+      <w:pPr>
+        <w:rPr>
+          <w:rFonts w:ascii="宋体" w:hAnsi="宋体" w:hint="eastAsia"/>
+          <w:szCs w:val="21"/>
+          <w:lang w:eastAsia="zh-CN"/>
+        </w:rPr>
+      </w:pPr>
+    </w:p>
+    <w:p>
+      <w:pPr>
+        <w:rPr>
+          <w:rFonts w:ascii="宋体" w:hAnsi="宋体" w:hint="eastAsia"/>
+          <w:szCs w:val="21"/>
+          <w:lang w:eastAsia="zh-CN"/>
+        </w:rPr>
+      </w:pPr>
+    </w:p>
+    <w:p>
+      <w:pPr>
+        <w:rPr>
+          <w:rFonts w:ascii="宋体" w:hAnsi="宋体" w:hint="eastAsia"/>
           <w:szCs w:val="21"/>
           <w:lang w:eastAsia="zh-CN"/>
         </w:rPr>
@@ -6997,7 +6781,7 @@
     <w:p>
       <w:pPr>
         <w:rPr>
-          <w:rFonts w:ascii="宋体" w:hAnsi="宋体"/>
+          <w:rFonts w:ascii="宋体" w:hAnsi="宋体" w:hint="eastAsia"/>
           <w:b/>
           <w:bCs/>
           <w:szCs w:val="21"/>
@@ -7079,7 +6863,7 @@
     <w:p>
       <w:pPr>
         <w:rPr>
-          <w:rFonts w:ascii="宋体" w:hAnsi="宋体"/>
+          <w:rFonts w:ascii="宋体" w:hAnsi="宋体" w:hint="eastAsia"/>
           <w:szCs w:val="21"/>
           <w:lang w:eastAsia="zh-CN"/>
         </w:rPr>
@@ -7128,7 +6912,7 @@
     <w:p>
       <w:pPr>
         <w:rPr>
-          <w:rFonts w:ascii="宋体" w:hAnsi="宋体"/>
+          <w:rFonts w:ascii="宋体" w:hAnsi="宋体" w:hint="eastAsia"/>
           <w:szCs w:val="21"/>
           <w:lang w:eastAsia="zh-CN"/>
         </w:rPr>
@@ -7350,7 +7134,7 @@
     <w:p>
       <w:pPr>
         <w:rPr>
-          <w:rFonts w:ascii="宋体" w:hAnsi="宋体"/>
+          <w:rFonts w:ascii="宋体" w:hAnsi="宋体" w:hint="eastAsia"/>
           <w:szCs w:val="21"/>
           <w:lang w:eastAsia="zh-CN"/>
         </w:rPr>
@@ -9205,6 +8989,7 @@
   <w:style w:type="character" w:default="1" w:styleId="a0">
     <w:name w:val="Default Paragraph Font"/>
     <w:uiPriority w:val="1"/>
+    <w:semiHidden/>
     <w:unhideWhenUsed/>
   </w:style>
   <w:style w:type="table" w:default="1" w:styleId="a1">
